--- a/Analysis/Analysis.docx
+++ b/Analysis/Analysis.docx
@@ -28,11 +28,12 @@
         <w:pStyle w:val="ListParagraph"/>
         <w:numPr>
           <w:ilvl w:val="0"/>
-          <w:numId w:val="2"/>
+          <w:numId w:val="4"/>
         </w:numPr>
+        <w:spacing w:line="256" w:lineRule="auto"/>
       </w:pPr>
       <w:r>
-        <w:t>Define the system users.</w:t>
+        <w:t>Define the system users</w:t>
       </w:r>
     </w:p>
     <w:p>
@@ -40,11 +41,12 @@
         <w:pStyle w:val="ListParagraph"/>
         <w:numPr>
           <w:ilvl w:val="0"/>
-          <w:numId w:val="2"/>
+          <w:numId w:val="4"/>
         </w:numPr>
+        <w:spacing w:line="256" w:lineRule="auto"/>
       </w:pPr>
       <w:r>
-        <w:t>Define the system's functional &amp; non-functional requirements using the requirements document.</w:t>
+        <w:t>Define the functional and non-functional requirements of the system using the requirements document</w:t>
       </w:r>
     </w:p>
     <w:p>
@@ -52,11 +54,12 @@
         <w:pStyle w:val="ListParagraph"/>
         <w:numPr>
           <w:ilvl w:val="0"/>
-          <w:numId w:val="2"/>
+          <w:numId w:val="4"/>
         </w:numPr>
+        <w:spacing w:line="256" w:lineRule="auto"/>
       </w:pPr>
       <w:r>
-        <w:t>Define where/when the system will be used.</w:t>
+        <w:t>Specify where and when the system will be used</w:t>
       </w:r>
     </w:p>
     <w:p>
@@ -64,11 +67,12 @@
         <w:pStyle w:val="ListParagraph"/>
         <w:numPr>
           <w:ilvl w:val="0"/>
-          <w:numId w:val="2"/>
+          <w:numId w:val="4"/>
         </w:numPr>
+        <w:spacing w:line="256" w:lineRule="auto"/>
       </w:pPr>
       <w:r>
-        <w:t>Make a use-case diagram.</w:t>
+        <w:t>Create a use-case diagram and a use-case scenario</w:t>
       </w:r>
     </w:p>
     <w:p>
@@ -76,11 +80,12 @@
         <w:pStyle w:val="ListParagraph"/>
         <w:numPr>
           <w:ilvl w:val="0"/>
-          <w:numId w:val="2"/>
+          <w:numId w:val="4"/>
         </w:numPr>
+        <w:spacing w:line="256" w:lineRule="auto"/>
       </w:pPr>
       <w:r>
-        <w:t>Make a use-case scenario.</w:t>
+        <w:t>Define the scope of the project</w:t>
       </w:r>
     </w:p>
     <w:p>
@@ -88,11 +93,12 @@
         <w:pStyle w:val="ListParagraph"/>
         <w:numPr>
           <w:ilvl w:val="0"/>
-          <w:numId w:val="2"/>
+          <w:numId w:val="4"/>
         </w:numPr>
+        <w:spacing w:line="256" w:lineRule="auto"/>
       </w:pPr>
       <w:r>
-        <w:t>Define the project Scope.</w:t>
+        <w:t>Identify and assess risks using the risk assessment document</w:t>
       </w:r>
     </w:p>
     <w:p>
@@ -100,11 +106,12 @@
         <w:pStyle w:val="ListParagraph"/>
         <w:numPr>
           <w:ilvl w:val="0"/>
-          <w:numId w:val="2"/>
+          <w:numId w:val="4"/>
         </w:numPr>
+        <w:spacing w:line="256" w:lineRule="auto"/>
       </w:pPr>
       <w:r>
-        <w:t>Define the project risks using the risk assessment document.</w:t>
+        <w:t>Design the database using the database design document</w:t>
       </w:r>
     </w:p>
     <w:p>
@@ -112,11 +119,12 @@
         <w:pStyle w:val="ListParagraph"/>
         <w:numPr>
           <w:ilvl w:val="0"/>
-          <w:numId w:val="2"/>
+          <w:numId w:val="4"/>
         </w:numPr>
+        <w:spacing w:line="256" w:lineRule="auto"/>
       </w:pPr>
       <w:r>
-        <w:t>Design the Database using the Database design document.</w:t>
+        <w:t>Design the infrastructure using the project infrastructure document</w:t>
       </w:r>
     </w:p>
     <w:p>
@@ -124,11 +132,12 @@
         <w:pStyle w:val="ListParagraph"/>
         <w:numPr>
           <w:ilvl w:val="0"/>
-          <w:numId w:val="2"/>
+          <w:numId w:val="4"/>
         </w:numPr>
+        <w:spacing w:line="256" w:lineRule="auto"/>
       </w:pPr>
       <w:r>
-        <w:t>Design the system infrastructure using the project infrastructure document.</w:t>
+        <w:t>Define the system architecture and design it using the design and architecture document</w:t>
       </w:r>
     </w:p>
     <w:p>
@@ -136,11 +145,12 @@
         <w:pStyle w:val="ListParagraph"/>
         <w:numPr>
           <w:ilvl w:val="0"/>
-          <w:numId w:val="2"/>
+          <w:numId w:val="4"/>
         </w:numPr>
+        <w:spacing w:line="256" w:lineRule="auto"/>
       </w:pPr>
       <w:r>
-        <w:t>Design the system architecture using the Design and Architecture document.</w:t>
+        <w:t>Determine the type of GitHub project (repository/organization)</w:t>
       </w:r>
     </w:p>
     <w:p>
@@ -148,11 +158,12 @@
         <w:pStyle w:val="ListParagraph"/>
         <w:numPr>
           <w:ilvl w:val="0"/>
-          <w:numId w:val="2"/>
+          <w:numId w:val="4"/>
         </w:numPr>
+        <w:spacing w:line="256" w:lineRule="auto"/>
       </w:pPr>
       <w:r>
-        <w:t>Define the GitHub project type (repository/organization).</w:t>
+        <w:t>Choose a development methodology</w:t>
       </w:r>
     </w:p>
     <w:p>
@@ -160,111 +171,12 @@
         <w:pStyle w:val="ListParagraph"/>
         <w:numPr>
           <w:ilvl w:val="0"/>
-          <w:numId w:val="2"/>
+          <w:numId w:val="4"/>
         </w:numPr>
+        <w:spacing w:line="256" w:lineRule="auto"/>
       </w:pPr>
       <w:r>
-        <w:t>Define the development methodology.</w:t>
-      </w:r>
-    </w:p>
-    <w:p>
-      <w:pPr>
-        <w:pStyle w:val="ListParagraph"/>
-        <w:numPr>
-          <w:ilvl w:val="0"/>
-          <w:numId w:val="2"/>
-        </w:numPr>
-      </w:pPr>
-      <w:r>
-        <w:t>Set up the development environment (folder structure, base code, etc..).</w:t>
-      </w:r>
-    </w:p>
-    <w:p/>
-    <w:p>
-      <w:pPr>
-        <w:rPr>
-          <w:b/>
-          <w:bCs/>
-        </w:rPr>
-      </w:pPr>
-      <w:r>
-        <w:rPr>
-          <w:b/>
-          <w:bCs/>
-        </w:rPr>
-        <w:t>Optional</w:t>
-      </w:r>
-    </w:p>
-    <w:p>
-      <w:pPr>
-        <w:pStyle w:val="ListParagraph"/>
-        <w:numPr>
-          <w:ilvl w:val="0"/>
-          <w:numId w:val="2"/>
-        </w:numPr>
-      </w:pPr>
-      <w:r>
-        <w:t>Project needed resources.</w:t>
-      </w:r>
-    </w:p>
-    <w:p>
-      <w:pPr>
-        <w:pStyle w:val="ListParagraph"/>
-        <w:numPr>
-          <w:ilvl w:val="0"/>
-          <w:numId w:val="2"/>
-        </w:numPr>
-      </w:pPr>
-      <w:r>
-        <w:t>Project resources.</w:t>
-      </w:r>
-    </w:p>
-    <w:p>
-      <w:pPr>
-        <w:pStyle w:val="ListParagraph"/>
-        <w:numPr>
-          <w:ilvl w:val="0"/>
-          <w:numId w:val="2"/>
-        </w:numPr>
-      </w:pPr>
-      <w:r>
-        <w:t>Project cost.</w:t>
-      </w:r>
-    </w:p>
-    <w:p>
-      <w:pPr>
-        <w:pStyle w:val="ListParagraph"/>
-        <w:numPr>
-          <w:ilvl w:val="0"/>
-          <w:numId w:val="2"/>
-        </w:numPr>
-      </w:pPr>
-      <w:r>
-        <w:t>Project quality.</w:t>
-      </w:r>
-    </w:p>
-    <w:p>
-      <w:pPr>
-        <w:pStyle w:val="ListParagraph"/>
-        <w:numPr>
-          <w:ilvl w:val="0"/>
-          <w:numId w:val="2"/>
-        </w:numPr>
-      </w:pPr>
-      <w:r>
-        <w:t>Project risk.</w:t>
-      </w:r>
-    </w:p>
-    <w:p>
-      <w:pPr>
-        <w:pStyle w:val="ListParagraph"/>
-        <w:numPr>
-          <w:ilvl w:val="0"/>
-          <w:numId w:val="2"/>
-        </w:numPr>
-      </w:pPr>
-      <w:r>
-        <w:t>Project communication.</w:t>
+        <w:t>Set up the development environment (including the folder structure and base code)</w:t>
       </w:r>
     </w:p>
     <w:sectPr>
@@ -393,6 +305,119 @@
     </w:lvl>
   </w:abstractNum>
   <w:abstractNum w:abstractNumId="1" w15:restartNumberingAfterBreak="0">
+    <w:nsid w:val="19ED3FB1"/>
+    <w:multiLevelType w:val="hybridMultilevel"/>
+    <w:tmpl w:val="26222ED8"/>
+    <w:lvl w:ilvl="0" w:tplc="04090001">
+      <w:start w:val="1"/>
+      <w:numFmt w:val="bullet"/>
+      <w:lvlText w:val=""/>
+      <w:lvlJc w:val="left"/>
+      <w:pPr>
+        <w:ind w:left="720" w:hanging="360"/>
+      </w:pPr>
+      <w:rPr>
+        <w:rFonts w:ascii="Symbol" w:hAnsi="Symbol" w:hint="default"/>
+      </w:rPr>
+    </w:lvl>
+    <w:lvl w:ilvl="1" w:tplc="04090003">
+      <w:start w:val="1"/>
+      <w:numFmt w:val="bullet"/>
+      <w:lvlText w:val="o"/>
+      <w:lvlJc w:val="left"/>
+      <w:pPr>
+        <w:ind w:left="1440" w:hanging="360"/>
+      </w:pPr>
+      <w:rPr>
+        <w:rFonts w:ascii="Courier New" w:hAnsi="Courier New" w:cs="Courier New" w:hint="default"/>
+      </w:rPr>
+    </w:lvl>
+    <w:lvl w:ilvl="2" w:tplc="04090005">
+      <w:start w:val="1"/>
+      <w:numFmt w:val="bullet"/>
+      <w:lvlText w:val=""/>
+      <w:lvlJc w:val="left"/>
+      <w:pPr>
+        <w:ind w:left="2160" w:hanging="360"/>
+      </w:pPr>
+      <w:rPr>
+        <w:rFonts w:ascii="Wingdings" w:hAnsi="Wingdings" w:hint="default"/>
+      </w:rPr>
+    </w:lvl>
+    <w:lvl w:ilvl="3" w:tplc="04090001">
+      <w:start w:val="1"/>
+      <w:numFmt w:val="bullet"/>
+      <w:lvlText w:val=""/>
+      <w:lvlJc w:val="left"/>
+      <w:pPr>
+        <w:ind w:left="2880" w:hanging="360"/>
+      </w:pPr>
+      <w:rPr>
+        <w:rFonts w:ascii="Symbol" w:hAnsi="Symbol" w:hint="default"/>
+      </w:rPr>
+    </w:lvl>
+    <w:lvl w:ilvl="4" w:tplc="04090003">
+      <w:start w:val="1"/>
+      <w:numFmt w:val="bullet"/>
+      <w:lvlText w:val="o"/>
+      <w:lvlJc w:val="left"/>
+      <w:pPr>
+        <w:ind w:left="3600" w:hanging="360"/>
+      </w:pPr>
+      <w:rPr>
+        <w:rFonts w:ascii="Courier New" w:hAnsi="Courier New" w:cs="Courier New" w:hint="default"/>
+      </w:rPr>
+    </w:lvl>
+    <w:lvl w:ilvl="5" w:tplc="04090005">
+      <w:start w:val="1"/>
+      <w:numFmt w:val="bullet"/>
+      <w:lvlText w:val=""/>
+      <w:lvlJc w:val="left"/>
+      <w:pPr>
+        <w:ind w:left="4320" w:hanging="360"/>
+      </w:pPr>
+      <w:rPr>
+        <w:rFonts w:ascii="Wingdings" w:hAnsi="Wingdings" w:hint="default"/>
+      </w:rPr>
+    </w:lvl>
+    <w:lvl w:ilvl="6" w:tplc="04090001">
+      <w:start w:val="1"/>
+      <w:numFmt w:val="bullet"/>
+      <w:lvlText w:val=""/>
+      <w:lvlJc w:val="left"/>
+      <w:pPr>
+        <w:ind w:left="5040" w:hanging="360"/>
+      </w:pPr>
+      <w:rPr>
+        <w:rFonts w:ascii="Symbol" w:hAnsi="Symbol" w:hint="default"/>
+      </w:rPr>
+    </w:lvl>
+    <w:lvl w:ilvl="7" w:tplc="04090003">
+      <w:start w:val="1"/>
+      <w:numFmt w:val="bullet"/>
+      <w:lvlText w:val="o"/>
+      <w:lvlJc w:val="left"/>
+      <w:pPr>
+        <w:ind w:left="5760" w:hanging="360"/>
+      </w:pPr>
+      <w:rPr>
+        <w:rFonts w:ascii="Courier New" w:hAnsi="Courier New" w:cs="Courier New" w:hint="default"/>
+      </w:rPr>
+    </w:lvl>
+    <w:lvl w:ilvl="8" w:tplc="04090005">
+      <w:start w:val="1"/>
+      <w:numFmt w:val="bullet"/>
+      <w:lvlText w:val=""/>
+      <w:lvlJc w:val="left"/>
+      <w:pPr>
+        <w:ind w:left="6480" w:hanging="360"/>
+      </w:pPr>
+      <w:rPr>
+        <w:rFonts w:ascii="Wingdings" w:hAnsi="Wingdings" w:hint="default"/>
+      </w:rPr>
+    </w:lvl>
+  </w:abstractNum>
+  <w:abstractNum w:abstractNumId="2" w15:restartNumberingAfterBreak="0">
     <w:nsid w:val="560E29B2"/>
     <w:multiLevelType w:val="hybridMultilevel"/>
     <w:tmpl w:val="DB8ABD3E"/>
@@ -504,7 +529,7 @@
       </w:rPr>
     </w:lvl>
   </w:abstractNum>
-  <w:abstractNum w:abstractNumId="2" w15:restartNumberingAfterBreak="0">
+  <w:abstractNum w:abstractNumId="3" w15:restartNumberingAfterBreak="0">
     <w:nsid w:val="75197EB0"/>
     <w:multiLevelType w:val="hybridMultilevel"/>
     <w:tmpl w:val="E45C2174"/>
@@ -620,10 +645,22 @@
     <w:abstractNumId w:val="0"/>
   </w:num>
   <w:num w:numId="2" w16cid:durableId="453406399">
-    <w:abstractNumId w:val="1"/>
+    <w:abstractNumId w:val="2"/>
   </w:num>
   <w:num w:numId="3" w16cid:durableId="1047266313">
-    <w:abstractNumId w:val="2"/>
+    <w:abstractNumId w:val="3"/>
+  </w:num>
+  <w:num w:numId="4" w16cid:durableId="1647003531">
+    <w:abstractNumId w:val="1"/>
+    <w:lvlOverride w:ilvl="0"/>
+    <w:lvlOverride w:ilvl="1"/>
+    <w:lvlOverride w:ilvl="2"/>
+    <w:lvlOverride w:ilvl="3"/>
+    <w:lvlOverride w:ilvl="4"/>
+    <w:lvlOverride w:ilvl="5"/>
+    <w:lvlOverride w:ilvl="6"/>
+    <w:lvlOverride w:ilvl="7"/>
+    <w:lvlOverride w:ilvl="8"/>
   </w:num>
 </w:numbering>
 </file>
